--- a/deliverables/Approach-Note-Flent-FDE.docx
+++ b/deliverables/Approach-Note-Flent-FDE.docx
@@ -32,7 +32,7 @@
     </w:p>
     <w:p>
       <w:pPr>
-        <w:spacing w:before="0" w:after="240"/>
+        <w:spacing w:before="0" w:after="40"/>
       </w:pPr>
       <w:r>
         <w:rPr>
@@ -42,6 +42,82 @@
         </w:rPr>
         <w:t>Flent Forward Deployed Engineer take-home | Bangalore rental listings</w:t>
       </w:r>
+    </w:p>
+    <w:p>
+      <w:pPr>
+        <w:spacing w:before="0" w:after="40"/>
+      </w:pPr>
+      <w:r>
+        <w:rPr>
+          <w:rFonts w:ascii="Calibri" w:hAnsi="Calibri"/>
+          <w:b/>
+          <w:color w:val="1F2937"/>
+          <w:sz w:val="19"/>
+        </w:rPr>
+        <w:t>Sandeep Kumar  ·  31 August 2026</w:t>
+      </w:r>
+    </w:p>
+    <w:p>
+      <w:pPr>
+        <w:spacing w:before="0" w:after="240"/>
+      </w:pPr>
+      <w:r>
+        <w:rPr>
+          <w:rFonts w:ascii="Calibri" w:hAnsi="Calibri"/>
+          <w:color w:val="667085"/>
+          <w:sz w:val="18"/>
+        </w:rPr>
+        <w:t xml:space="preserve">Live demo: </w:t>
+      </w:r>
+      <w:hyperlink r:id="rId11">
+        <w:r>
+          <w:rPr>
+            <w:rFonts w:ascii="Calibri" w:hAnsi="Calibri"/>
+            <w:b w:val="0"/>
+            <w:color w:val="2E74B5"/>
+            <w:sz w:val="18"/>
+          </w:rPr>
+          <w:t>flent-fde-assignment.vercel.app</w:t>
+        </w:r>
+      </w:hyperlink>
+      <w:r>
+        <w:rPr>
+          <w:rFonts w:ascii="Calibri" w:hAnsi="Calibri"/>
+          <w:color w:val="667085"/>
+          <w:sz w:val="18"/>
+        </w:rPr>
+        <w:t xml:space="preserve">   ·   Code: </w:t>
+      </w:r>
+      <w:hyperlink r:id="rId12">
+        <w:r>
+          <w:rPr>
+            <w:rFonts w:ascii="Calibri" w:hAnsi="Calibri"/>
+            <w:b w:val="0"/>
+            <w:color w:val="2E74B5"/>
+            <w:sz w:val="18"/>
+          </w:rPr>
+          <w:t>github.com/sandeep-khr/Flent-FDE-take-home-assignment</w:t>
+        </w:r>
+      </w:hyperlink>
+      <w:r>
+        <w:rPr>
+          <w:rFonts w:ascii="Calibri" w:hAnsi="Calibri"/>
+          <w:color w:val="667085"/>
+          <w:sz w:val="18"/>
+        </w:rPr>
+        <w:t xml:space="preserve">   ·   Plan board: </w:t>
+      </w:r>
+      <w:hyperlink r:id="rId13">
+        <w:r>
+          <w:rPr>
+            <w:rFonts w:ascii="Calibri" w:hAnsi="Calibri"/>
+            <w:b w:val="0"/>
+            <w:color w:val="2E74B5"/>
+            <w:sz w:val="18"/>
+          </w:rPr>
+          <w:t>github.com/users/sandeep-khr/projects/1</w:t>
+        </w:r>
+      </w:hyperlink>
     </w:p>
     <w:p>
       <w:pPr>
@@ -585,7 +661,18 @@
         <w:rPr>
           <w:rFonts w:ascii="Calibri" w:hAnsi="Calibri"/>
         </w:rPr>
-        <w:t>The result is HIGH confidence under the defined ladder: the evidence comes from four platforms, has a median age of six days, and the leave-one-out swing is ₹0. Removing any one contributor does not change the median. The raw ₹59,000 result was close, but only by accident. In this packet the bad rows happen to offset one another. Cleaning still bought a known sample, a usable range, and evidence that is stable enough to challenge.</w:t>
+        <w:t>The result is HIGH confidence under the defined ladder: the evidence comes from four platforms, has a median age of six days, and the leave-one-out swing is ₹0. Removing any one contributor does not change the median. The raw ₹59,000 result was close, but only by accident. In this packet the bad rows happen to offset one another. Cleaning still bought a known sample, a usable range, and evidence that is stable enough to challenge. The same pipeline handles Flent's real volume: a labeled synthetic 27,000-row file runs end to end in under three seconds in the browser, and the page's upload box will take your own pull.</w:t>
+      </w:r>
+    </w:p>
+    <w:p>
+      <w:pPr>
+        <w:spacing w:before="0" w:after="100" w:line="264" w:lineRule="auto"/>
+      </w:pPr>
+      <w:r>
+        <w:rPr>
+          <w:rFonts w:ascii="Calibri" w:hAnsi="Calibri"/>
+        </w:rPr>
+        <w:t>An early version of my duplicate rule was too loose — it chained 31 different homes into one cluster and cut the comparison set to two rows — so the shipped rule is strict, and its near-misses go to a human instead.</w:t>
       </w:r>
     </w:p>
     <w:p>
@@ -1297,7 +1384,7 @@
         <w:rPr>
           <w:rFonts w:ascii="Calibri" w:hAnsi="Calibri"/>
         </w:rPr>
-        <w:t>I used Claude to explore the case packet, surface traps and pair-build the tested pipeline. I checked results through the tests, golden run and independent calculations. I made the choices on framing, thresholds, human review and scope. The repository includes the full AI usage log.</w:t>
+        <w:t>I used Claude to explore the case packet, surface traps, pair-build the tested pipeline, and draft this note from decisions I had already made, which I then rewrote. I checked results through the tests, golden run and independent calculations. I made the choices on framing, thresholds, human review and scope. The repository includes the full AI usage log.</w:t>
       </w:r>
     </w:p>
     <w:sectPr>

--- a/deliverables/Approach-Note-Flent-FDE.docx
+++ b/deliverables/Approach-Note-Flent-FDE.docx
@@ -115,7 +115,7 @@
             <w:color w:val="2E74B5"/>
             <w:sz w:val="18"/>
           </w:rPr>
-          <w:t>github.com/users/sandeep-khr/projects/1</w:t>
+          <w:t>github.com/users/sandeep-khr/projects/1/views/2</w:t>
         </w:r>
       </w:hyperlink>
     </w:p>

--- a/deliverables/Approach-Note-Flent-FDE.docx
+++ b/deliverables/Approach-Note-Flent-FDE.docx
@@ -672,7 +672,7 @@
         <w:rPr>
           <w:rFonts w:ascii="Calibri" w:hAnsi="Calibri"/>
         </w:rPr>
-        <w:t>An early version of my duplicate rule was too loose — it chained 31 different homes into one cluster and cut the comparison set to two rows — so the shipped rule is strict, and its near-misses go to a human instead.</w:t>
+        <w:t>An early version of my duplicate rule was too loose. It chained 31 different homes into one cluster and cut the comparison set to two rows, so the shipped rule is strict and its near-misses go to a human instead.</w:t>
       </w:r>
     </w:p>
     <w:p>
